--- a/scipy.docx
+++ b/scipy.docx
@@ -427,8 +427,914 @@
         </w:rPr>
         <w:t>(&lt;Độ Tự Do&gt;)</w:t>
       </w:r>
+    </w:p>
+    <w:p>
+      <w:pPr>
+        <w:rPr>
+          <w:lang w:val="en-US"/>
+        </w:rPr>
+      </w:pPr>
+    </w:p>
+    <w:p>
+      <w:pPr>
+        <w:rPr>
+          <w:lang w:val="en-US"/>
+        </w:rPr>
+      </w:pPr>
+      <w:r>
+        <w:rPr>
+          <w:lang w:val="en-US"/>
+        </w:rPr>
+        <w:t>Signal:</w:t>
+      </w:r>
+    </w:p>
+    <w:p>
+      <w:pPr>
+        <w:pStyle w:val="ListParagraph"/>
+        <w:numPr>
+          <w:ilvl w:val="0"/>
+          <w:numId w:val="3"/>
+        </w:numPr>
+        <w:rPr>
+          <w:lang w:val="en-US"/>
+        </w:rPr>
+      </w:pPr>
+      <w:r>
+        <w:rPr>
+          <w:lang w:val="en-US"/>
+        </w:rPr>
+        <w:t xml:space="preserve">Cách </w:t>
+      </w:r>
+      <w:r>
+        <w:rPr>
+          <w:lang w:val="en-US"/>
+        </w:rPr>
+        <w:t>Import?</w:t>
+      </w:r>
+    </w:p>
+    <w:p>
+      <w:pPr>
+        <w:pStyle w:val="ListParagraph"/>
+        <w:pBdr>
+          <w:top w:val="single" w:sz="4" w:space="1" w:color="auto"/>
+          <w:left w:val="single" w:sz="4" w:space="4" w:color="auto"/>
+          <w:bottom w:val="single" w:sz="4" w:space="1" w:color="auto"/>
+          <w:right w:val="single" w:sz="4" w:space="4" w:color="auto"/>
+        </w:pBdr>
+        <w:ind w:left="1080"/>
+        <w:rPr>
+          <w:lang w:val="en-US"/>
+        </w:rPr>
+      </w:pPr>
+      <w:r>
+        <w:rPr>
+          <w:lang w:val="en-US"/>
+        </w:rPr>
+        <w:t>f</w:t>
+      </w:r>
+      <w:r>
+        <w:rPr>
+          <w:lang w:val="en-US"/>
+        </w:rPr>
+        <w:t>rom scipy import signal</w:t>
+      </w:r>
+    </w:p>
+    <w:p>
+      <w:pPr>
+        <w:pStyle w:val="ListParagraph"/>
+        <w:numPr>
+          <w:ilvl w:val="0"/>
+          <w:numId w:val="3"/>
+        </w:numPr>
+        <w:rPr>
+          <w:lang w:val="en-US"/>
+        </w:rPr>
+      </w:pPr>
+      <w:r>
+        <w:rPr>
+          <w:lang w:val="en-US"/>
+        </w:rPr>
+        <w:t xml:space="preserve">Trả </w:t>
+      </w:r>
+      <w:r>
+        <w:rPr>
+          <w:lang w:val="en-US"/>
+        </w:rPr>
+        <w:t xml:space="preserve">Về </w:t>
+      </w:r>
+      <w:r>
+        <w:rPr>
+          <w:lang w:val="en-US"/>
+        </w:rPr>
+        <w:t xml:space="preserve">Tương </w:t>
+      </w:r>
+      <w:r>
+        <w:rPr>
+          <w:lang w:val="en-US"/>
+        </w:rPr>
+        <w:t>Quan Chéo?</w:t>
+      </w:r>
+    </w:p>
+    <w:p>
+      <w:pPr>
+        <w:pStyle w:val="ListParagraph"/>
+        <w:pBdr>
+          <w:top w:val="single" w:sz="4" w:space="1" w:color="auto"/>
+          <w:left w:val="single" w:sz="4" w:space="4" w:color="auto"/>
+          <w:bottom w:val="single" w:sz="4" w:space="1" w:color="auto"/>
+          <w:right w:val="single" w:sz="4" w:space="4" w:color="auto"/>
+        </w:pBdr>
+        <w:ind w:left="1080"/>
+        <w:rPr>
+          <w:lang w:val="en-US"/>
+        </w:rPr>
+      </w:pPr>
+      <w:r>
+        <w:rPr>
+          <w:lang w:val="en-US"/>
+        </w:rPr>
+        <w:t>signal.correlate(&lt;Signal&gt;, &lt;Kernel&gt;</w:t>
+      </w:r>
+      <w:r>
+        <w:rPr>
+          <w:lang w:val="en-US"/>
+        </w:rPr>
+        <w:t>, &lt;Mode&gt;</w:t>
+      </w:r>
+      <w:r>
+        <w:rPr>
+          <w:lang w:val="en-US"/>
+        </w:rPr>
+        <w:t>)</w:t>
+      </w:r>
+    </w:p>
+    <w:p>
+      <w:pPr>
+        <w:pStyle w:val="ListParagraph"/>
+        <w:numPr>
+          <w:ilvl w:val="0"/>
+          <w:numId w:val="2"/>
+        </w:numPr>
+        <w:rPr>
+          <w:lang w:val="en-US"/>
+        </w:rPr>
+      </w:pPr>
+      <w:r>
+        <w:rPr>
+          <w:lang w:val="en-US"/>
+        </w:rPr>
+        <w:t>&lt;Signal&gt; và &lt;Kernel&gt; đều là mảng có cùng số chiều</w:t>
+      </w:r>
+    </w:p>
+    <w:p>
+      <w:pPr>
+        <w:pStyle w:val="ListParagraph"/>
+        <w:numPr>
+          <w:ilvl w:val="0"/>
+          <w:numId w:val="2"/>
+        </w:numPr>
+        <w:rPr>
+          <w:lang w:val="en-US"/>
+        </w:rPr>
+      </w:pPr>
+      <w:r>
+        <w:rPr>
+          <w:lang w:val="en-US"/>
+        </w:rPr>
+        <w:t xml:space="preserve">&lt;Mode&gt; mặc định là </w:t>
+      </w:r>
+      <w:r>
+        <w:rPr>
+          <w:lang w:val="en-US"/>
+        </w:rPr>
+        <w:t>"</w:t>
+      </w:r>
+      <w:r>
+        <w:rPr>
+          <w:lang w:val="en-US"/>
+        </w:rPr>
+        <w:t>full</w:t>
+      </w:r>
+      <w:r>
+        <w:rPr>
+          <w:lang w:val="en-US"/>
+        </w:rPr>
+        <w:t>"</w:t>
+      </w:r>
+    </w:p>
+    <w:p>
+      <w:pPr>
+        <w:pStyle w:val="ListParagraph"/>
+        <w:numPr>
+          <w:ilvl w:val="0"/>
+          <w:numId w:val="2"/>
+        </w:numPr>
+        <w:rPr>
+          <w:lang w:val="en-US"/>
+        </w:rPr>
+      </w:pPr>
+      <w:r>
+        <w:rPr>
+          <w:lang w:val="en-US"/>
+        </w:rPr>
+        <w:t>&lt;Kernel&gt; lúc đầu sẽ đặt ở vị trí sao cho phần tử cuối cùng của nó trùng với phần tử đầu tiên của &lt;Signal&gt;, sau đó trượt trên Signal từ trái sang phải, từ xa tới gần, từ trên xuống dưới, … từng phần tử một, trượt tới đâu, nó sẽ tính tích vô hướng của nó với phần &lt;Signal&gt; bị nó đè lên, ngoài biên của &lt;Signal&gt; mặc định = 0</w:t>
+      </w:r>
+    </w:p>
+    <w:p>
+      <w:pPr>
+        <w:pStyle w:val="ListParagraph"/>
+        <w:numPr>
+          <w:ilvl w:val="0"/>
+          <w:numId w:val="2"/>
+        </w:numPr>
+        <w:rPr>
+          <w:lang w:val="en-US"/>
+        </w:rPr>
+      </w:pPr>
+      <w:r>
+        <w:rPr>
+          <w:lang w:val="en-US"/>
+        </w:rPr>
+        <w:t>Ví dụ</w:t>
+      </w:r>
+    </w:p>
+    <w:p>
+      <w:pPr>
+        <w:pStyle w:val="ListParagraph"/>
+        <w:pBdr>
+          <w:top w:val="single" w:sz="4" w:space="1" w:color="auto"/>
+          <w:left w:val="single" w:sz="4" w:space="4" w:color="auto"/>
+          <w:bottom w:val="single" w:sz="4" w:space="1" w:color="auto"/>
+          <w:right w:val="single" w:sz="4" w:space="4" w:color="auto"/>
+        </w:pBdr>
+        <w:ind w:left="1080"/>
+        <w:rPr>
+          <w:lang w:val="en-US"/>
+        </w:rPr>
+      </w:pPr>
+      <w:r>
+        <w:rPr>
+          <w:lang w:val="en-US"/>
+        </w:rPr>
+        <w:t>a = [</w:t>
+      </w:r>
+    </w:p>
+    <w:p>
+      <w:pPr>
+        <w:pStyle w:val="ListParagraph"/>
+        <w:pBdr>
+          <w:top w:val="single" w:sz="4" w:space="1" w:color="auto"/>
+          <w:left w:val="single" w:sz="4" w:space="4" w:color="auto"/>
+          <w:bottom w:val="single" w:sz="4" w:space="1" w:color="auto"/>
+          <w:right w:val="single" w:sz="4" w:space="4" w:color="auto"/>
+        </w:pBdr>
+        <w:ind w:left="1080"/>
+        <w:rPr>
+          <w:lang w:val="en-US"/>
+        </w:rPr>
+      </w:pPr>
+      <w:r>
+        <w:rPr>
+          <w:lang w:val="en-US"/>
+        </w:rPr>
+        <w:t xml:space="preserve">    [1, 2, 3, 4, 5],</w:t>
+      </w:r>
+    </w:p>
+    <w:p>
+      <w:pPr>
+        <w:pStyle w:val="ListParagraph"/>
+        <w:pBdr>
+          <w:top w:val="single" w:sz="4" w:space="1" w:color="auto"/>
+          <w:left w:val="single" w:sz="4" w:space="4" w:color="auto"/>
+          <w:bottom w:val="single" w:sz="4" w:space="1" w:color="auto"/>
+          <w:right w:val="single" w:sz="4" w:space="4" w:color="auto"/>
+        </w:pBdr>
+        <w:ind w:left="1080"/>
+        <w:rPr>
+          <w:lang w:val="en-US"/>
+        </w:rPr>
+      </w:pPr>
+      <w:r>
+        <w:rPr>
+          <w:lang w:val="en-US"/>
+        </w:rPr>
+        <w:t xml:space="preserve">    [6, 7, 8, 9, 10],</w:t>
+      </w:r>
+    </w:p>
+    <w:p>
+      <w:pPr>
+        <w:pStyle w:val="ListParagraph"/>
+        <w:pBdr>
+          <w:top w:val="single" w:sz="4" w:space="1" w:color="auto"/>
+          <w:left w:val="single" w:sz="4" w:space="4" w:color="auto"/>
+          <w:bottom w:val="single" w:sz="4" w:space="1" w:color="auto"/>
+          <w:right w:val="single" w:sz="4" w:space="4" w:color="auto"/>
+        </w:pBdr>
+        <w:ind w:left="1080"/>
+        <w:rPr>
+          <w:lang w:val="en-US"/>
+        </w:rPr>
+      </w:pPr>
+      <w:r>
+        <w:rPr>
+          <w:lang w:val="en-US"/>
+        </w:rPr>
+        <w:t xml:space="preserve">  </w:t>
+      </w:r>
+      <w:r>
+        <w:rPr>
+          <w:lang w:val="en-US"/>
+        </w:rPr>
+        <w:t xml:space="preserve"> </w:t>
+      </w:r>
+      <w:r>
+        <w:rPr>
+          <w:lang w:val="en-US"/>
+        </w:rPr>
+        <w:t xml:space="preserve"> [11, 12, 13, 14, 15]</w:t>
+      </w:r>
+    </w:p>
+    <w:p>
+      <w:pPr>
+        <w:pStyle w:val="ListParagraph"/>
+        <w:pBdr>
+          <w:top w:val="single" w:sz="4" w:space="1" w:color="auto"/>
+          <w:left w:val="single" w:sz="4" w:space="4" w:color="auto"/>
+          <w:bottom w:val="single" w:sz="4" w:space="1" w:color="auto"/>
+          <w:right w:val="single" w:sz="4" w:space="4" w:color="auto"/>
+        </w:pBdr>
+        <w:ind w:left="1080"/>
+        <w:rPr>
+          <w:lang w:val="en-US"/>
+        </w:rPr>
+      </w:pPr>
+      <w:r>
+        <w:rPr>
+          <w:lang w:val="en-US"/>
+        </w:rPr>
+        <w:t>]</w:t>
+      </w:r>
+    </w:p>
+    <w:p>
+      <w:pPr>
+        <w:pStyle w:val="ListParagraph"/>
+        <w:pBdr>
+          <w:top w:val="single" w:sz="4" w:space="1" w:color="auto"/>
+          <w:left w:val="single" w:sz="4" w:space="4" w:color="auto"/>
+          <w:bottom w:val="single" w:sz="4" w:space="1" w:color="auto"/>
+          <w:right w:val="single" w:sz="4" w:space="4" w:color="auto"/>
+        </w:pBdr>
+        <w:ind w:left="1080"/>
+        <w:rPr>
+          <w:lang w:val="en-US"/>
+        </w:rPr>
+      </w:pPr>
+      <w:r>
+        <w:rPr>
+          <w:lang w:val="en-US"/>
+        </w:rPr>
+        <w:t>b = [</w:t>
+      </w:r>
+    </w:p>
+    <w:p>
+      <w:pPr>
+        <w:pStyle w:val="ListParagraph"/>
+        <w:pBdr>
+          <w:top w:val="single" w:sz="4" w:space="1" w:color="auto"/>
+          <w:left w:val="single" w:sz="4" w:space="4" w:color="auto"/>
+          <w:bottom w:val="single" w:sz="4" w:space="1" w:color="auto"/>
+          <w:right w:val="single" w:sz="4" w:space="4" w:color="auto"/>
+        </w:pBdr>
+        <w:ind w:left="1080"/>
+        <w:rPr>
+          <w:lang w:val="en-US"/>
+        </w:rPr>
+      </w:pPr>
+      <w:r>
+        <w:rPr>
+          <w:lang w:val="en-US"/>
+        </w:rPr>
+        <w:t xml:space="preserve">    [1, 2],</w:t>
+      </w:r>
+    </w:p>
+    <w:p>
+      <w:pPr>
+        <w:pStyle w:val="ListParagraph"/>
+        <w:pBdr>
+          <w:top w:val="single" w:sz="4" w:space="1" w:color="auto"/>
+          <w:left w:val="single" w:sz="4" w:space="4" w:color="auto"/>
+          <w:bottom w:val="single" w:sz="4" w:space="1" w:color="auto"/>
+          <w:right w:val="single" w:sz="4" w:space="4" w:color="auto"/>
+        </w:pBdr>
+        <w:ind w:left="1080"/>
+        <w:rPr>
+          <w:lang w:val="en-US"/>
+        </w:rPr>
+      </w:pPr>
+      <w:r>
+        <w:rPr>
+          <w:lang w:val="en-US"/>
+        </w:rPr>
+        <w:t xml:space="preserve">    [3, 4]</w:t>
+      </w:r>
+    </w:p>
+    <w:p>
+      <w:pPr>
+        <w:pStyle w:val="ListParagraph"/>
+        <w:pBdr>
+          <w:top w:val="single" w:sz="4" w:space="1" w:color="auto"/>
+          <w:left w:val="single" w:sz="4" w:space="4" w:color="auto"/>
+          <w:bottom w:val="single" w:sz="4" w:space="1" w:color="auto"/>
+          <w:right w:val="single" w:sz="4" w:space="4" w:color="auto"/>
+        </w:pBdr>
+        <w:ind w:left="1080"/>
+        <w:rPr>
+          <w:lang w:val="en-US"/>
+        </w:rPr>
+      </w:pPr>
+      <w:r>
+        <w:rPr>
+          <w:lang w:val="en-US"/>
+        </w:rPr>
+        <w:t>]</w:t>
+      </w:r>
+    </w:p>
+    <w:p>
+      <w:pPr>
+        <w:pStyle w:val="ListParagraph"/>
+        <w:pBdr>
+          <w:top w:val="single" w:sz="4" w:space="1" w:color="auto"/>
+          <w:left w:val="single" w:sz="4" w:space="4" w:color="auto"/>
+          <w:bottom w:val="single" w:sz="4" w:space="1" w:color="auto"/>
+          <w:right w:val="single" w:sz="4" w:space="4" w:color="auto"/>
+        </w:pBdr>
+        <w:ind w:left="1080"/>
+        <w:rPr>
+          <w:lang w:val="en-US"/>
+        </w:rPr>
+      </w:pPr>
+      <w:r>
+        <w:rPr>
+          <w:lang w:val="en-US"/>
+        </w:rPr>
+        <w:t>foo = signal.correlate(a, b)</w:t>
+      </w:r>
+    </w:p>
+    <w:p>
+      <w:pPr>
+        <w:pStyle w:val="ListParagraph"/>
+        <w:ind w:left="1080"/>
+        <w:rPr>
+          <w:lang w:val="en-US"/>
+        </w:rPr>
+      </w:pPr>
+      <w:r>
+        <w:rPr>
+          <w:lang w:val="en-US"/>
+        </w:rPr>
+        <w:t>“</w:t>
+      </w:r>
+      <w:r>
+        <w:rPr>
+          <w:lang w:val="en-US"/>
+        </w:rPr>
+        <w:t>foo</w:t>
+      </w:r>
+      <w:r>
+        <w:rPr>
+          <w:lang w:val="en-US"/>
+        </w:rPr>
+        <w:t>”</w:t>
+      </w:r>
+      <w:r>
+        <w:rPr>
+          <w:lang w:val="en-US"/>
+        </w:rPr>
+        <w:t xml:space="preserve"> sẽ có giá trị là</w:t>
+      </w:r>
+    </w:p>
+    <w:p>
+      <w:pPr>
+        <w:pStyle w:val="ListParagraph"/>
+        <w:pBdr>
+          <w:top w:val="single" w:sz="4" w:space="1" w:color="auto"/>
+          <w:left w:val="single" w:sz="4" w:space="4" w:color="auto"/>
+          <w:bottom w:val="single" w:sz="4" w:space="1" w:color="auto"/>
+          <w:right w:val="single" w:sz="4" w:space="4" w:color="auto"/>
+        </w:pBdr>
+        <w:ind w:left="1080"/>
+        <w:rPr>
+          <w:lang w:val="en-US"/>
+        </w:rPr>
+      </w:pPr>
+      <w:r>
+        <w:rPr>
+          <w:lang w:val="en-US"/>
+        </w:rPr>
+        <w:t>[</w:t>
+      </w:r>
+    </w:p>
+    <w:p>
+      <w:pPr>
+        <w:pStyle w:val="ListParagraph"/>
+        <w:pBdr>
+          <w:top w:val="single" w:sz="4" w:space="1" w:color="auto"/>
+          <w:left w:val="single" w:sz="4" w:space="4" w:color="auto"/>
+          <w:bottom w:val="single" w:sz="4" w:space="1" w:color="auto"/>
+          <w:right w:val="single" w:sz="4" w:space="4" w:color="auto"/>
+        </w:pBdr>
+        <w:ind w:left="1080"/>
+        <w:rPr>
+          <w:lang w:val="en-US"/>
+        </w:rPr>
+      </w:pPr>
+      <w:r>
+        <w:rPr>
+          <w:lang w:val="en-US"/>
+        </w:rPr>
+        <w:t xml:space="preserve">    </w:t>
+      </w:r>
+      <w:r>
+        <w:rPr>
+          <w:lang w:val="en-US"/>
+        </w:rPr>
+        <w:t xml:space="preserve"> [4, 11, 18, 25, 32, 15],</w:t>
+      </w:r>
+    </w:p>
+    <w:p>
+      <w:pPr>
+        <w:pStyle w:val="ListParagraph"/>
+        <w:pBdr>
+          <w:top w:val="single" w:sz="4" w:space="1" w:color="auto"/>
+          <w:left w:val="single" w:sz="4" w:space="4" w:color="auto"/>
+          <w:bottom w:val="single" w:sz="4" w:space="1" w:color="auto"/>
+          <w:right w:val="single" w:sz="4" w:space="4" w:color="auto"/>
+        </w:pBdr>
+        <w:ind w:left="1080"/>
+        <w:rPr>
+          <w:lang w:val="en-US"/>
+        </w:rPr>
+      </w:pPr>
+      <w:r>
+        <w:rPr>
+          <w:lang w:val="en-US"/>
+        </w:rPr>
+        <w:t xml:space="preserve">    </w:t>
+      </w:r>
+      <w:r>
+        <w:rPr>
+          <w:lang w:val="en-US"/>
+        </w:rPr>
+        <w:t xml:space="preserve"> [26, 51, 61, 71, 81, 35],</w:t>
+      </w:r>
+    </w:p>
+    <w:p>
+      <w:pPr>
+        <w:pStyle w:val="ListParagraph"/>
+        <w:pBdr>
+          <w:top w:val="single" w:sz="4" w:space="1" w:color="auto"/>
+          <w:left w:val="single" w:sz="4" w:space="4" w:color="auto"/>
+          <w:bottom w:val="single" w:sz="4" w:space="1" w:color="auto"/>
+          <w:right w:val="single" w:sz="4" w:space="4" w:color="auto"/>
+        </w:pBdr>
+        <w:ind w:left="1080"/>
+        <w:rPr>
+          <w:lang w:val="en-US"/>
+        </w:rPr>
+      </w:pPr>
+      <w:r>
+        <w:rPr>
+          <w:lang w:val="en-US"/>
+        </w:rPr>
+        <w:t xml:space="preserve">    </w:t>
+      </w:r>
+      <w:r>
+        <w:rPr>
+          <w:lang w:val="en-US"/>
+        </w:rPr>
+        <w:t xml:space="preserve"> [56, 101, 111, 121, 131, 55],</w:t>
+      </w:r>
+    </w:p>
+    <w:p>
+      <w:pPr>
+        <w:pStyle w:val="ListParagraph"/>
+        <w:pBdr>
+          <w:top w:val="single" w:sz="4" w:space="1" w:color="auto"/>
+          <w:left w:val="single" w:sz="4" w:space="4" w:color="auto"/>
+          <w:bottom w:val="single" w:sz="4" w:space="1" w:color="auto"/>
+          <w:right w:val="single" w:sz="4" w:space="4" w:color="auto"/>
+        </w:pBdr>
+        <w:ind w:left="1080"/>
+        <w:rPr>
+          <w:lang w:val="en-US"/>
+        </w:rPr>
+      </w:pPr>
+      <w:r>
+        <w:rPr>
+          <w:lang w:val="en-US"/>
+        </w:rPr>
+        <w:lastRenderedPageBreak/>
+        <w:t xml:space="preserve">    </w:t>
+      </w:r>
+      <w:r>
+        <w:rPr>
+          <w:lang w:val="en-US"/>
+        </w:rPr>
+        <w:t xml:space="preserve"> [22, 35, 38, 41, 44, 15]</w:t>
+      </w:r>
+    </w:p>
+    <w:p>
+      <w:pPr>
+        <w:pStyle w:val="ListParagraph"/>
+        <w:pBdr>
+          <w:top w:val="single" w:sz="4" w:space="1" w:color="auto"/>
+          <w:left w:val="single" w:sz="4" w:space="4" w:color="auto"/>
+          <w:bottom w:val="single" w:sz="4" w:space="1" w:color="auto"/>
+          <w:right w:val="single" w:sz="4" w:space="4" w:color="auto"/>
+        </w:pBdr>
+        <w:ind w:left="1080"/>
+        <w:rPr>
+          <w:lang w:val="en-US"/>
+        </w:rPr>
+      </w:pPr>
+      <w:r>
+        <w:rPr>
+          <w:lang w:val="en-US"/>
+        </w:rPr>
+        <w:t>]</w:t>
+      </w:r>
+    </w:p>
+    <w:p>
+      <w:pPr>
+        <w:pStyle w:val="ListParagraph"/>
+        <w:numPr>
+          <w:ilvl w:val="0"/>
+          <w:numId w:val="2"/>
+        </w:numPr>
+        <w:rPr>
+          <w:lang w:val="en-US"/>
+        </w:rPr>
+      </w:pPr>
+      <w:r>
+        <w:rPr>
+          <w:lang w:val="en-US"/>
+        </w:rPr>
+        <w:t>Nếu</w:t>
+      </w:r>
+      <w:r>
+        <w:rPr>
+          <w:lang w:val="en-US"/>
+        </w:rPr>
+        <w:t xml:space="preserve"> không</w:t>
+      </w:r>
       <w:bookmarkStart w:id="0" w:name="_GoBack"/>
       <w:bookmarkEnd w:id="0"/>
+      <w:r>
+        <w:rPr>
+          <w:lang w:val="en-US"/>
+        </w:rPr>
+        <w:t xml:space="preserve"> muốn &lt;Kernel&gt; vượt biên &lt;Signal&gt;</w:t>
+      </w:r>
+      <w:r>
+        <w:rPr>
+          <w:lang w:val="en-US"/>
+        </w:rPr>
+        <w:t xml:space="preserve"> thì đặt &lt;Mode&gt; = </w:t>
+      </w:r>
+      <w:r>
+        <w:rPr>
+          <w:lang w:val="en-US"/>
+        </w:rPr>
+        <w:t>"</w:t>
+      </w:r>
+      <w:r>
+        <w:rPr>
+          <w:lang w:val="en-US"/>
+        </w:rPr>
+        <w:t>valid"</w:t>
+      </w:r>
+    </w:p>
+    <w:p>
+      <w:pPr>
+        <w:pStyle w:val="ListParagraph"/>
+        <w:numPr>
+          <w:ilvl w:val="0"/>
+          <w:numId w:val="2"/>
+        </w:numPr>
+        <w:rPr>
+          <w:lang w:val="en-US"/>
+        </w:rPr>
+      </w:pPr>
+      <w:r>
+        <w:rPr>
+          <w:lang w:val="en-US"/>
+        </w:rPr>
+        <w:t>Ví dụ</w:t>
+      </w:r>
+    </w:p>
+    <w:p>
+      <w:pPr>
+        <w:pStyle w:val="ListParagraph"/>
+        <w:pBdr>
+          <w:top w:val="single" w:sz="4" w:space="1" w:color="auto"/>
+          <w:left w:val="single" w:sz="4" w:space="4" w:color="auto"/>
+          <w:bottom w:val="single" w:sz="4" w:space="1" w:color="auto"/>
+          <w:right w:val="single" w:sz="4" w:space="4" w:color="auto"/>
+        </w:pBdr>
+        <w:ind w:left="1080"/>
+        <w:rPr>
+          <w:lang w:val="en-US"/>
+        </w:rPr>
+      </w:pPr>
+      <w:r>
+        <w:rPr>
+          <w:lang w:val="en-US"/>
+        </w:rPr>
+        <w:t>foo = signal.correlate(a, b</w:t>
+      </w:r>
+      <w:r>
+        <w:rPr>
+          <w:lang w:val="en-US"/>
+        </w:rPr>
+        <w:t xml:space="preserve">, </w:t>
+      </w:r>
+      <w:r>
+        <w:rPr>
+          <w:lang w:val="en-US"/>
+        </w:rPr>
+        <w:t>"valid"</w:t>
+      </w:r>
+      <w:r>
+        <w:rPr>
+          <w:lang w:val="en-US"/>
+        </w:rPr>
+        <w:t>)</w:t>
+      </w:r>
+    </w:p>
+    <w:p>
+      <w:pPr>
+        <w:pStyle w:val="ListParagraph"/>
+        <w:numPr>
+          <w:ilvl w:val="0"/>
+          <w:numId w:val="2"/>
+        </w:numPr>
+        <w:rPr>
+          <w:lang w:val="en-US"/>
+        </w:rPr>
+      </w:pPr>
+      <w:r>
+        <w:rPr>
+          <w:lang w:val="en-US"/>
+        </w:rPr>
+        <w:t>“</w:t>
+      </w:r>
+      <w:r>
+        <w:rPr>
+          <w:lang w:val="en-US"/>
+        </w:rPr>
+        <w:t>foo</w:t>
+      </w:r>
+      <w:r>
+        <w:rPr>
+          <w:lang w:val="en-US"/>
+        </w:rPr>
+        <w:t>”</w:t>
+      </w:r>
+      <w:r>
+        <w:rPr>
+          <w:lang w:val="en-US"/>
+        </w:rPr>
+        <w:t xml:space="preserve"> sẽ có giá trị</w:t>
+      </w:r>
+      <w:r>
+        <w:rPr>
+          <w:lang w:val="en-US"/>
+        </w:rPr>
+        <w:t xml:space="preserve"> là</w:t>
+      </w:r>
+    </w:p>
+    <w:p>
+      <w:pPr>
+        <w:pStyle w:val="ListParagraph"/>
+        <w:pBdr>
+          <w:top w:val="single" w:sz="4" w:space="1" w:color="auto"/>
+          <w:left w:val="single" w:sz="4" w:space="4" w:color="auto"/>
+          <w:bottom w:val="single" w:sz="4" w:space="1" w:color="auto"/>
+          <w:right w:val="single" w:sz="4" w:space="4" w:color="auto"/>
+        </w:pBdr>
+        <w:ind w:left="1080"/>
+        <w:rPr>
+          <w:lang w:val="en-US"/>
+        </w:rPr>
+      </w:pPr>
+      <w:r>
+        <w:rPr>
+          <w:lang w:val="en-US"/>
+        </w:rPr>
+        <w:t>[</w:t>
+      </w:r>
+    </w:p>
+    <w:p>
+      <w:pPr>
+        <w:pStyle w:val="ListParagraph"/>
+        <w:pBdr>
+          <w:top w:val="single" w:sz="4" w:space="1" w:color="auto"/>
+          <w:left w:val="single" w:sz="4" w:space="4" w:color="auto"/>
+          <w:bottom w:val="single" w:sz="4" w:space="1" w:color="auto"/>
+          <w:right w:val="single" w:sz="4" w:space="4" w:color="auto"/>
+        </w:pBdr>
+        <w:ind w:left="1080"/>
+        <w:rPr>
+          <w:lang w:val="en-US"/>
+        </w:rPr>
+      </w:pPr>
+      <w:r>
+        <w:rPr>
+          <w:lang w:val="en-US"/>
+        </w:rPr>
+        <w:t xml:space="preserve">     </w:t>
+      </w:r>
+      <w:r>
+        <w:rPr>
+          <w:lang w:val="en-US"/>
+        </w:rPr>
+        <w:t>[51, 61, 71, 81</w:t>
+      </w:r>
+      <w:r>
+        <w:rPr>
+          <w:lang w:val="en-US"/>
+        </w:rPr>
+        <w:t>],</w:t>
+      </w:r>
+    </w:p>
+    <w:p>
+      <w:pPr>
+        <w:pStyle w:val="ListParagraph"/>
+        <w:pBdr>
+          <w:top w:val="single" w:sz="4" w:space="1" w:color="auto"/>
+          <w:left w:val="single" w:sz="4" w:space="4" w:color="auto"/>
+          <w:bottom w:val="single" w:sz="4" w:space="1" w:color="auto"/>
+          <w:right w:val="single" w:sz="4" w:space="4" w:color="auto"/>
+        </w:pBdr>
+        <w:ind w:left="1080"/>
+        <w:rPr>
+          <w:lang w:val="en-US"/>
+        </w:rPr>
+      </w:pPr>
+      <w:r>
+        <w:rPr>
+          <w:lang w:val="en-US"/>
+        </w:rPr>
+        <w:t xml:space="preserve">     </w:t>
+      </w:r>
+      <w:r>
+        <w:rPr>
+          <w:lang w:val="en-US"/>
+        </w:rPr>
+        <w:t>[101, 111, 121, 131]</w:t>
+      </w:r>
+    </w:p>
+    <w:p>
+      <w:pPr>
+        <w:pStyle w:val="ListParagraph"/>
+        <w:pBdr>
+          <w:top w:val="single" w:sz="4" w:space="1" w:color="auto"/>
+          <w:left w:val="single" w:sz="4" w:space="4" w:color="auto"/>
+          <w:bottom w:val="single" w:sz="4" w:space="1" w:color="auto"/>
+          <w:right w:val="single" w:sz="4" w:space="4" w:color="auto"/>
+        </w:pBdr>
+        <w:ind w:left="1080"/>
+        <w:rPr>
+          <w:lang w:val="en-US"/>
+        </w:rPr>
+      </w:pPr>
+      <w:r>
+        <w:rPr>
+          <w:lang w:val="en-US"/>
+        </w:rPr>
+        <w:t>]</w:t>
+      </w:r>
+    </w:p>
+    <w:p>
+      <w:pPr>
+        <w:pStyle w:val="ListParagraph"/>
+        <w:numPr>
+          <w:ilvl w:val="0"/>
+          <w:numId w:val="2"/>
+        </w:numPr>
+        <w:rPr>
+          <w:lang w:val="en-US"/>
+        </w:rPr>
+      </w:pPr>
+    </w:p>
+    <w:p>
+      <w:pPr>
+        <w:pStyle w:val="ListParagraph"/>
+        <w:ind w:left="1080"/>
+        <w:rPr>
+          <w:lang w:val="en-US"/>
+        </w:rPr>
+      </w:pPr>
     </w:p>
     <w:sectPr>
       <w:pgSz w:w="11906" w:h="16838"/>
@@ -458,7 +1364,7 @@
         <w:rFonts w:ascii="Wingdings" w:eastAsiaTheme="minorHAnsi" w:hAnsi="Wingdings" w:cstheme="minorBidi" w:hint="default"/>
       </w:rPr>
     </w:lvl>
-    <w:lvl w:ilvl="1" w:tplc="042A0003" w:tentative="1">
+    <w:lvl w:ilvl="1" w:tplc="042A0003">
       <w:start w:val="1"/>
       <w:numFmt w:val="bullet"/>
       <w:lvlText w:val="o"/>
@@ -644,11 +1550,103 @@
       </w:pPr>
     </w:lvl>
   </w:abstractNum>
+  <w:abstractNum w:abstractNumId="2">
+    <w:nsid w:val="7DF575CD"/>
+    <w:multiLevelType w:val="hybridMultilevel"/>
+    <w:tmpl w:val="99C6D202"/>
+    <w:lvl w:ilvl="0" w:tplc="209A1E52">
+      <w:start w:val="1"/>
+      <w:numFmt w:val="decimal"/>
+      <w:lvlText w:val="%1."/>
+      <w:lvlJc w:val="left"/>
+      <w:pPr>
+        <w:ind w:left="1080" w:hanging="360"/>
+      </w:pPr>
+      <w:rPr>
+        <w:rFonts w:hint="default"/>
+      </w:rPr>
+    </w:lvl>
+    <w:lvl w:ilvl="1" w:tplc="042A0019" w:tentative="1">
+      <w:start w:val="1"/>
+      <w:numFmt w:val="lowerLetter"/>
+      <w:lvlText w:val="%2."/>
+      <w:lvlJc w:val="left"/>
+      <w:pPr>
+        <w:ind w:left="1800" w:hanging="360"/>
+      </w:pPr>
+    </w:lvl>
+    <w:lvl w:ilvl="2" w:tplc="042A001B" w:tentative="1">
+      <w:start w:val="1"/>
+      <w:numFmt w:val="lowerRoman"/>
+      <w:lvlText w:val="%3."/>
+      <w:lvlJc w:val="right"/>
+      <w:pPr>
+        <w:ind w:left="2520" w:hanging="180"/>
+      </w:pPr>
+    </w:lvl>
+    <w:lvl w:ilvl="3" w:tplc="042A000F" w:tentative="1">
+      <w:start w:val="1"/>
+      <w:numFmt w:val="decimal"/>
+      <w:lvlText w:val="%4."/>
+      <w:lvlJc w:val="left"/>
+      <w:pPr>
+        <w:ind w:left="3240" w:hanging="360"/>
+      </w:pPr>
+    </w:lvl>
+    <w:lvl w:ilvl="4" w:tplc="042A0019" w:tentative="1">
+      <w:start w:val="1"/>
+      <w:numFmt w:val="lowerLetter"/>
+      <w:lvlText w:val="%5."/>
+      <w:lvlJc w:val="left"/>
+      <w:pPr>
+        <w:ind w:left="3960" w:hanging="360"/>
+      </w:pPr>
+    </w:lvl>
+    <w:lvl w:ilvl="5" w:tplc="042A001B" w:tentative="1">
+      <w:start w:val="1"/>
+      <w:numFmt w:val="lowerRoman"/>
+      <w:lvlText w:val="%6."/>
+      <w:lvlJc w:val="right"/>
+      <w:pPr>
+        <w:ind w:left="4680" w:hanging="180"/>
+      </w:pPr>
+    </w:lvl>
+    <w:lvl w:ilvl="6" w:tplc="042A000F" w:tentative="1">
+      <w:start w:val="1"/>
+      <w:numFmt w:val="decimal"/>
+      <w:lvlText w:val="%7."/>
+      <w:lvlJc w:val="left"/>
+      <w:pPr>
+        <w:ind w:left="5400" w:hanging="360"/>
+      </w:pPr>
+    </w:lvl>
+    <w:lvl w:ilvl="7" w:tplc="042A0019" w:tentative="1">
+      <w:start w:val="1"/>
+      <w:numFmt w:val="lowerLetter"/>
+      <w:lvlText w:val="%8."/>
+      <w:lvlJc w:val="left"/>
+      <w:pPr>
+        <w:ind w:left="6120" w:hanging="360"/>
+      </w:pPr>
+    </w:lvl>
+    <w:lvl w:ilvl="8" w:tplc="042A001B" w:tentative="1">
+      <w:start w:val="1"/>
+      <w:numFmt w:val="lowerRoman"/>
+      <w:lvlText w:val="%9."/>
+      <w:lvlJc w:val="right"/>
+      <w:pPr>
+        <w:ind w:left="6840" w:hanging="180"/>
+      </w:pPr>
+    </w:lvl>
+  </w:abstractNum>
   <w:num w:numId="1">
     <w:abstractNumId w:val="1"/>
   </w:num>
   <w:num w:numId="2">
     <w:abstractNumId w:val="0"/>
+  </w:num>
+  <w:num w:numId="3">
+    <w:abstractNumId w:val="2"/>
   </w:num>
 </w:numbering>
 </file>
